--- a/word1.docx
+++ b/word1.docx
@@ -5027,6 +5027,7 @@
           <w:szCs w:val="24"/>
           <w:rtl/>
         </w:rPr>
+        <w:lastRenderedPageBreak/>
         <w:t>کاربردها</w:t>
       </w:r>
       <w:r>
@@ -5058,7 +5059,6 @@
           <w:sz w:val="24"/>
           <w:szCs w:val="24"/>
         </w:rPr>
-        <w:lastRenderedPageBreak/>
         <w:t>Google Maps</w:t>
       </w:r>
     </w:p>
@@ -5750,6 +5750,7 @@
           <w:sz w:val="48"/>
           <w:szCs w:val="48"/>
         </w:rPr>
+        <w:lastRenderedPageBreak/>
         <w:t>1.10 Battery</w:t>
       </w:r>
     </w:p>
@@ -5770,7 +5771,6 @@
           <w:szCs w:val="24"/>
           <w:rtl/>
         </w:rPr>
-        <w:lastRenderedPageBreak/>
         <w:t>باتری یکی از مهم‌ترین موارد پشتیبانی موبایل است</w:t>
       </w:r>
       <w:r>
@@ -6732,6 +6732,7 @@
           <w:szCs w:val="24"/>
           <w:rtl/>
         </w:rPr>
+        <w:lastRenderedPageBreak/>
         <w:t>استفاده می‌شود</w:t>
       </w:r>
       <w:r>
@@ -6809,7 +6810,6 @@
           <w:szCs w:val="24"/>
           <w:rtl/>
         </w:rPr>
-        <w:lastRenderedPageBreak/>
         <w:t>نصب نشدن برنامه</w:t>
       </w:r>
     </w:p>
@@ -7621,6 +7621,7 @@
           <w:sz w:val="24"/>
           <w:szCs w:val="24"/>
         </w:rPr>
+        <w:lastRenderedPageBreak/>
         <w:pict w14:anchorId="2383241B">
           <v:rect id="_x0000_i1036" style="width:0;height:1.5pt" o:hralign="right" o:hrstd="t" o:hr="t" fillcolor="#a0a0a0" stroked="f"/>
         </w:pict>
@@ -7668,7 +7669,6 @@
           <w:sz w:val="24"/>
           <w:szCs w:val="24"/>
         </w:rPr>
-        <w:lastRenderedPageBreak/>
         <w:t xml:space="preserve">USB </w:t>
       </w:r>
       <w:r>
@@ -8550,6 +8550,7 @@
           <w:szCs w:val="24"/>
           <w:rtl/>
         </w:rPr>
+        <w:lastRenderedPageBreak/>
         <w:t>یکی از اولین موارد بررسی</w:t>
       </w:r>
       <w:r>
@@ -8706,7 +8707,6 @@
           <w:sz w:val="20"/>
           <w:szCs w:val="20"/>
         </w:rPr>
-        <w:lastRenderedPageBreak/>
         <w:t>→ Permissions</w:t>
       </w:r>
     </w:p>
@@ -9374,6 +9374,7 @@
           <w:sz w:val="20"/>
           <w:szCs w:val="20"/>
         </w:rPr>
+        <w:lastRenderedPageBreak/>
         <w:t>Airplane Mode</w:t>
       </w:r>
     </w:p>
@@ -9547,7 +9548,6 @@
           <w:szCs w:val="27"/>
           <w:rtl/>
         </w:rPr>
-        <w:lastRenderedPageBreak/>
         <w:t>مرحله 4 — تست</w:t>
       </w:r>
     </w:p>
@@ -10514,7 +10514,6 @@
         </w:rPr>
       </w:pPr>
       <w:r>
-        <w:lastRenderedPageBreak/>
         <w:t xml:space="preserve"> </w:t>
       </w:r>
       <w:r>
@@ -10824,7 +10823,7 @@
           <w:szCs w:val="24"/>
         </w:rPr>
         <w:pict w14:anchorId="0243DA0A">
-          <v:rect id="_x0000_i1130" style="width:0;height:1.5pt" o:hralign="center" o:hrstd="t" o:hr="t" fillcolor="#a0a0a0" stroked="f"/>
+          <v:rect id="_x0000_i1040" style="width:0;height:1.5pt" o:hralign="center" o:hrstd="t" o:hr="t" fillcolor="#a0a0a0" stroked="f"/>
         </w:pict>
       </w:r>
     </w:p>
@@ -11298,7 +11297,7 @@
           <w:szCs w:val="24"/>
         </w:rPr>
         <w:pict w14:anchorId="00105B86">
-          <v:rect id="_x0000_i1131" style="width:0;height:1.5pt" o:hralign="center" o:hrstd="t" o:hr="t" fillcolor="#a0a0a0" stroked="f"/>
+          <v:rect id="_x0000_i1041" style="width:0;height:1.5pt" o:hralign="center" o:hrstd="t" o:hr="t" fillcolor="#a0a0a0" stroked="f"/>
         </w:pict>
       </w:r>
     </w:p>
@@ -11477,6 +11476,7 @@
           <w:szCs w:val="24"/>
           <w:rtl/>
         </w:rPr>
+        <w:lastRenderedPageBreak/>
         <w:t>اتصال به</w:t>
       </w:r>
       <w:r>
@@ -11522,7 +11522,6 @@
           <w:szCs w:val="24"/>
           <w:rtl/>
         </w:rPr>
-        <w:lastRenderedPageBreak/>
         <w:t>ممکن است مسیر ارتباطی به این شکل باشد</w:t>
       </w:r>
       <w:r>
@@ -11656,7 +11655,7 @@
           <w:szCs w:val="24"/>
         </w:rPr>
         <w:pict w14:anchorId="0E93C567">
-          <v:rect id="_x0000_i1132" style="width:0;height:1.5pt" o:hralign="center" o:hrstd="t" o:hr="t" fillcolor="#a0a0a0" stroked="f"/>
+          <v:rect id="_x0000_i1042" style="width:0;height:1.5pt" o:hralign="center" o:hrstd="t" o:hr="t" fillcolor="#a0a0a0" stroked="f"/>
         </w:pict>
       </w:r>
     </w:p>
@@ -12002,7 +12001,7 @@
           <w:szCs w:val="24"/>
         </w:rPr>
         <w:pict w14:anchorId="5608C0DA">
-          <v:rect id="_x0000_i1133" style="width:0;height:1.5pt" o:hralign="center" o:hrstd="t" o:hr="t" fillcolor="#a0a0a0" stroked="f"/>
+          <v:rect id="_x0000_i1043" style="width:0;height:1.5pt" o:hralign="center" o:hrstd="t" o:hr="t" fillcolor="#a0a0a0" stroked="f"/>
         </w:pict>
       </w:r>
     </w:p>
@@ -12407,8 +12406,9 @@
           <w:sz w:val="24"/>
           <w:szCs w:val="24"/>
         </w:rPr>
+        <w:lastRenderedPageBreak/>
         <w:pict w14:anchorId="28DB3C28">
-          <v:rect id="_x0000_i1134" style="width:0;height:1.5pt" o:hralign="center" o:hrstd="t" o:hr="t" fillcolor="#a0a0a0" stroked="f"/>
+          <v:rect id="_x0000_i1044" style="width:0;height:1.5pt" o:hralign="center" o:hrstd="t" o:hr="t" fillcolor="#a0a0a0" stroked="f"/>
         </w:pict>
       </w:r>
     </w:p>
@@ -12434,7 +12434,6 @@
           <w:szCs w:val="27"/>
           <w:rtl/>
         </w:rPr>
-        <w:lastRenderedPageBreak/>
         <w:t xml:space="preserve">سؤال </w:t>
       </w:r>
       <w:r>
@@ -12609,7 +12608,7 @@
           <w:szCs w:val="24"/>
         </w:rPr>
         <w:pict w14:anchorId="7D9F9B4D">
-          <v:rect id="_x0000_i1135" style="width:0;height:1.5pt" o:hralign="center" o:hrstd="t" o:hr="t" fillcolor="#a0a0a0" stroked="f"/>
+          <v:rect id="_x0000_i1045" style="width:0;height:1.5pt" o:hralign="center" o:hrstd="t" o:hr="t" fillcolor="#a0a0a0" stroked="f"/>
         </w:pict>
       </w:r>
     </w:p>
@@ -12914,7 +12913,7 @@
           <w:szCs w:val="24"/>
         </w:rPr>
         <w:pict w14:anchorId="6F15D1D4">
-          <v:rect id="_x0000_i1136" style="width:0;height:1.5pt" o:hralign="center" o:hrstd="t" o:hr="t" fillcolor="#a0a0a0" stroked="f"/>
+          <v:rect id="_x0000_i1046" style="width:0;height:1.5pt" o:hralign="center" o:hrstd="t" o:hr="t" fillcolor="#a0a0a0" stroked="f"/>
         </w:pict>
       </w:r>
     </w:p>
@@ -13208,6 +13207,7 @@
           <w:szCs w:val="24"/>
           <w:rtl/>
         </w:rPr>
+        <w:lastRenderedPageBreak/>
         <w:t>حالت اتصال</w:t>
       </w:r>
       <w:r>
@@ -13301,7 +13301,6 @@
           <w:szCs w:val="24"/>
           <w:rtl/>
         </w:rPr>
-        <w:lastRenderedPageBreak/>
         <w:t>بررسی شوند</w:t>
       </w:r>
       <w:r>
@@ -13330,7 +13329,7 @@
           <w:szCs w:val="24"/>
         </w:rPr>
         <w:pict w14:anchorId="331FB1C5">
-          <v:rect id="_x0000_i1137" style="width:0;height:1.5pt" o:hralign="center" o:hrstd="t" o:hr="t" fillcolor="#a0a0a0" stroked="f"/>
+          <v:rect id="_x0000_i1047" style="width:0;height:1.5pt" o:hralign="center" o:hrstd="t" o:hr="t" fillcolor="#a0a0a0" stroked="f"/>
         </w:pict>
       </w:r>
     </w:p>
@@ -13777,7 +13776,7 @@
           <w:szCs w:val="24"/>
         </w:rPr>
         <w:pict w14:anchorId="61F3A0DD">
-          <v:rect id="_x0000_i1138" style="width:0;height:1.5pt" o:hralign="center" o:hrstd="t" o:hr="t" fillcolor="#a0a0a0" stroked="f"/>
+          <v:rect id="_x0000_i1048" style="width:0;height:1.5pt" o:hralign="center" o:hrstd="t" o:hr="t" fillcolor="#a0a0a0" stroked="f"/>
         </w:pict>
       </w:r>
     </w:p>
@@ -14224,7 +14223,7 @@
           <w:szCs w:val="24"/>
         </w:rPr>
         <w:pict w14:anchorId="5A6F375E">
-          <v:rect id="_x0000_i1139" style="width:0;height:1.5pt" o:hralign="center" o:hrstd="t" o:hr="t" fillcolor="#a0a0a0" stroked="f"/>
+          <v:rect id="_x0000_i1049" style="width:0;height:1.5pt" o:hralign="center" o:hrstd="t" o:hr="t" fillcolor="#a0a0a0" stroked="f"/>
         </w:pict>
       </w:r>
     </w:p>
@@ -14284,6 +14283,7 @@
           <w:szCs w:val="24"/>
           <w:rtl/>
         </w:rPr>
+        <w:lastRenderedPageBreak/>
         <w:t>تفاوت</w:t>
       </w:r>
       <w:r>
@@ -14401,7 +14401,6 @@
           <w:sz w:val="24"/>
           <w:szCs w:val="24"/>
         </w:rPr>
-        <w:lastRenderedPageBreak/>
         <w:t>SIM Card</w:t>
       </w:r>
       <w:r>
@@ -14495,7 +14494,7 @@
           <w:szCs w:val="24"/>
         </w:rPr>
         <w:pict w14:anchorId="77ABFF5D">
-          <v:rect id="_x0000_i1140" style="width:0;height:1.5pt" o:hralign="center" o:hrstd="t" o:hr="t" fillcolor="#a0a0a0" stroked="f"/>
+          <v:rect id="_x0000_i1050" style="width:0;height:1.5pt" o:hralign="center" o:hrstd="t" o:hr="t" fillcolor="#a0a0a0" stroked="f"/>
         </w:pict>
       </w:r>
     </w:p>
@@ -14939,7 +14938,7 @@
           <w:szCs w:val="24"/>
         </w:rPr>
         <w:pict w14:anchorId="1C709A68">
-          <v:rect id="_x0000_i1141" style="width:0;height:1.5pt" o:hralign="center" o:hrstd="t" o:hr="t" fillcolor="#a0a0a0" stroked="f"/>
+          <v:rect id="_x0000_i1051" style="width:0;height:1.5pt" o:hralign="center" o:hrstd="t" o:hr="t" fillcolor="#a0a0a0" stroked="f"/>
         </w:pict>
       </w:r>
     </w:p>
@@ -15346,8 +15345,9 @@
           <w:sz w:val="24"/>
           <w:szCs w:val="24"/>
         </w:rPr>
+        <w:lastRenderedPageBreak/>
         <w:pict w14:anchorId="26E058EE">
-          <v:rect id="_x0000_i1142" style="width:0;height:1.5pt" o:hralign="center" o:hrstd="t" o:hr="t" fillcolor="#a0a0a0" stroked="f"/>
+          <v:rect id="_x0000_i1052" style="width:0;height:1.5pt" o:hralign="center" o:hrstd="t" o:hr="t" fillcolor="#a0a0a0" stroked="f"/>
         </w:pict>
       </w:r>
     </w:p>
@@ -15418,7 +15418,6 @@
           <w:szCs w:val="24"/>
           <w:rtl/>
         </w:rPr>
-        <w:lastRenderedPageBreak/>
         <w:t>کاربر می‌گوید یک برنامه روی گوشی کار نمی‌کند، اما بقیه برنامه‌ها مشکلی ندارند. چه چیزی را بررسی می‌کنیم؟</w:t>
       </w:r>
     </w:p>
@@ -15790,7 +15789,7 @@
           <w:szCs w:val="24"/>
         </w:rPr>
         <w:pict w14:anchorId="07C07170">
-          <v:rect id="_x0000_i1143" style="width:0;height:1.5pt" o:hralign="center" o:hrstd="t" o:hr="t" fillcolor="#a0a0a0" stroked="f"/>
+          <v:rect id="_x0000_i1053" style="width:0;height:1.5pt" o:hralign="center" o:hrstd="t" o:hr="t" fillcolor="#a0a0a0" stroked="f"/>
         </w:pict>
       </w:r>
     </w:p>
@@ -16343,7 +16342,7 @@
           <w:szCs w:val="24"/>
         </w:rPr>
         <w:pict w14:anchorId="7CCC9A65">
-          <v:rect id="_x0000_i1144" style="width:0;height:1.5pt" o:hralign="center" o:hrstd="t" o:hr="t" fillcolor="#a0a0a0" stroked="f"/>
+          <v:rect id="_x0000_i1054" style="width:0;height:1.5pt" o:hralign="center" o:hrstd="t" o:hr="t" fillcolor="#a0a0a0" stroked="f"/>
         </w:pict>
       </w:r>
     </w:p>
@@ -16369,6 +16368,7 @@
           <w:szCs w:val="36"/>
           <w:rtl/>
         </w:rPr>
+        <w:lastRenderedPageBreak/>
         <w:t>چند سؤال چهارگزینه‌ای</w:t>
       </w:r>
     </w:p>
@@ -16394,7 +16394,6 @@
           <w:szCs w:val="27"/>
           <w:rtl/>
         </w:rPr>
-        <w:lastRenderedPageBreak/>
         <w:t xml:space="preserve">سؤال </w:t>
       </w:r>
       <w:r>
@@ -16582,7 +16581,7 @@
           <w:szCs w:val="24"/>
         </w:rPr>
         <w:pict w14:anchorId="504C042F">
-          <v:rect id="_x0000_i1145" style="width:0;height:1.5pt" o:hralign="center" o:hrstd="t" o:hr="t" fillcolor="#a0a0a0" stroked="f"/>
+          <v:rect id="_x0000_i1055" style="width:0;height:1.5pt" o:hralign="center" o:hrstd="t" o:hr="t" fillcolor="#a0a0a0" stroked="f"/>
         </w:pict>
       </w:r>
     </w:p>
@@ -16795,7 +16794,7 @@
           <w:szCs w:val="24"/>
         </w:rPr>
         <w:pict w14:anchorId="0F4963B5">
-          <v:rect id="_x0000_i1146" style="width:0;height:1.5pt" o:hralign="center" o:hrstd="t" o:hr="t" fillcolor="#a0a0a0" stroked="f"/>
+          <v:rect id="_x0000_i1056" style="width:0;height:1.5pt" o:hralign="center" o:hrstd="t" o:hr="t" fillcolor="#a0a0a0" stroked="f"/>
         </w:pict>
       </w:r>
     </w:p>
@@ -16983,7 +16982,7 @@
           <w:szCs w:val="24"/>
         </w:rPr>
         <w:pict w14:anchorId="0D82C80F">
-          <v:rect id="_x0000_i1147" style="width:0;height:1.5pt" o:hralign="center" o:hrstd="t" o:hr="t" fillcolor="#a0a0a0" stroked="f"/>
+          <v:rect id="_x0000_i1057" style="width:0;height:1.5pt" o:hralign="center" o:hrstd="t" o:hr="t" fillcolor="#a0a0a0" stroked="f"/>
         </w:pict>
       </w:r>
     </w:p>
@@ -17061,6 +17060,7 @@
           <w:szCs w:val="24"/>
           <w:rtl/>
         </w:rPr>
+        <w:lastRenderedPageBreak/>
         <w:t>الف</w:t>
       </w:r>
       <w:r>
@@ -17111,7 +17111,6 @@
           <w:szCs w:val="24"/>
           <w:rtl/>
         </w:rPr>
-        <w:lastRenderedPageBreak/>
         <w:t>ج</w:t>
       </w:r>
       <w:r>
@@ -17197,7 +17196,7 @@
           <w:szCs w:val="24"/>
         </w:rPr>
         <w:pict w14:anchorId="6D41AEDA">
-          <v:rect id="_x0000_i1148" style="width:0;height:1.5pt" o:hralign="center" o:hrstd="t" o:hr="t" fillcolor="#a0a0a0" stroked="f"/>
+          <v:rect id="_x0000_i1058" style="width:0;height:1.5pt" o:hralign="center" o:hrstd="t" o:hr="t" fillcolor="#a0a0a0" stroked="f"/>
         </w:pict>
       </w:r>
     </w:p>
@@ -17551,13 +17550,130 @@
       </w:pPr>
     </w:p>
     <w:sectPr>
+      <w:footerReference w:type="default" r:id="rId7"/>
       <w:pgSz w:w="12240" w:h="15840"/>
       <w:pgMar w:top="1440" w:right="1440" w:bottom="1440" w:left="1440" w:header="720" w:footer="720" w:gutter="0"/>
+      <w:pgBorders w:offsetFrom="page">
+        <w:top w:val="thinThickSmallGap" w:sz="24" w:space="24" w:color="auto"/>
+        <w:left w:val="thinThickSmallGap" w:sz="24" w:space="24" w:color="auto"/>
+        <w:bottom w:val="thickThinSmallGap" w:sz="24" w:space="24" w:color="auto"/>
+        <w:right w:val="thickThinSmallGap" w:sz="24" w:space="24" w:color="auto"/>
+      </w:pgBorders>
       <w:cols w:space="720"/>
       <w:docGrid w:linePitch="360"/>
     </w:sectPr>
   </w:body>
 </w:document>
+</file>
+
+<file path=word/endnotes.xml><?xml version="1.0" encoding="utf-8"?>
+<w:endnotes xmlns:wpc="http://schemas.microsoft.com/office/word/2010/wordprocessingCanvas" xmlns:cx="http://schemas.microsoft.com/office/drawing/2014/chartex" xmlns:cx1="http://schemas.microsoft.com/office/drawing/2015/9/8/chartex" xmlns:cx2="http://schemas.microsoft.com/office/drawing/2015/10/21/chartex" xmlns:cx3="http://schemas.microsoft.com/office/drawing/2016/5/9/chartex" xmlns:cx4="http://schemas.microsoft.com/office/drawing/2016/5/10/chartex" xmlns:cx5="http://schemas.microsoft.com/office/drawing/2016/5/11/chartex" xmlns:cx6="http://schemas.microsoft.com/office/drawing/2016/5/12/chartex" xmlns:cx7="http://schemas.microsoft.com/office/drawing/2016/5/13/chartex" xmlns:cx8="http://schemas.microsoft.com/office/drawing/2016/5/14/chartex" xmlns:mc="http://schemas.openxmlformats.org/markup-compatibility/2006" xmlns:aink="http://schemas.microsoft.com/office/drawing/2016/ink" xmlns:am3d="http://schemas.microsoft.com/office/drawing/2017/model3d" xmlns:o="urn:schemas-microsoft-com:office:office" xmlns:r="http://schemas.openxmlformats.org/officeDocument/2006/relationships" xmlns:m="http://schemas.openxmlformats.org/officeDocument/2006/math" xmlns:v="urn:schemas-microsoft-com:vml" xmlns:wp14="http://schemas.microsoft.com/office/word/2010/wordprocessingDrawing" xmlns:wp="http://schemas.openxmlformats.org/drawingml/2006/wordprocessingDrawing" xmlns:w10="urn:schemas-microsoft-com:office:word" xmlns:w="http://schemas.openxmlformats.org/wordprocessingml/2006/main" xmlns:w14="http://schemas.microsoft.com/office/word/2010/wordml" xmlns:w15="http://schemas.microsoft.com/office/word/2012/wordml" xmlns:w16cex="http://schemas.microsoft.com/office/word/2018/wordml/cex" xmlns:w16cid="http://schemas.microsoft.com/office/word/2016/wordml/cid" xmlns:w16="http://schemas.microsoft.com/office/word/2018/wordml" xmlns:w16sdtdh="http://schemas.microsoft.com/office/word/2020/wordml/sdtdatahash" xmlns:w16se="http://schemas.microsoft.com/office/word/2015/wordml/symex" xmlns:wpg="http://schemas.microsoft.com/office/word/2010/wordprocessingGroup" xmlns:wpi="http://schemas.microsoft.com/office/word/2010/wordprocessingInk" xmlns:wne="http://schemas.microsoft.com/office/word/2006/wordml" xmlns:wps="http://schemas.microsoft.com/office/word/2010/wordprocessingShape" mc:Ignorable="w14 w15 w16se w16cid w16 w16cex w16sdtdh wp14">
+  <w:endnote w:type="separator" w:id="-1">
+    <w:p>
+      <w:pPr>
+        <w:spacing w:after="0" w:line="240" w:lineRule="auto"/>
+      </w:pPr>
+      <w:r>
+        <w:separator/>
+      </w:r>
+    </w:p>
+  </w:endnote>
+  <w:endnote w:type="continuationSeparator" w:id="0">
+    <w:p>
+      <w:pPr>
+        <w:spacing w:after="0" w:line="240" w:lineRule="auto"/>
+      </w:pPr>
+      <w:r>
+        <w:continuationSeparator/>
+      </w:r>
+    </w:p>
+  </w:endnote>
+</w:endnotes>
+</file>
+
+<file path=word/footer1.xml><?xml version="1.0" encoding="utf-8"?>
+<w:ftr xmlns:wpc="http://schemas.microsoft.com/office/word/2010/wordprocessingCanvas" xmlns:cx="http://schemas.microsoft.com/office/drawing/2014/chartex" xmlns:cx1="http://schemas.microsoft.com/office/drawing/2015/9/8/chartex" xmlns:cx2="http://schemas.microsoft.com/office/drawing/2015/10/21/chartex" xmlns:cx3="http://schemas.microsoft.com/office/drawing/2016/5/9/chartex" xmlns:cx4="http://schemas.microsoft.com/office/drawing/2016/5/10/chartex" xmlns:cx5="http://schemas.microsoft.com/office/drawing/2016/5/11/chartex" xmlns:cx6="http://schemas.microsoft.com/office/drawing/2016/5/12/chartex" xmlns:cx7="http://schemas.microsoft.com/office/drawing/2016/5/13/chartex" xmlns:cx8="http://schemas.microsoft.com/office/drawing/2016/5/14/chartex" xmlns:mc="http://schemas.openxmlformats.org/markup-compatibility/2006" xmlns:aink="http://schemas.microsoft.com/office/drawing/2016/ink" xmlns:am3d="http://schemas.microsoft.com/office/drawing/2017/model3d" xmlns:o="urn:schemas-microsoft-com:office:office" xmlns:r="http://schemas.openxmlformats.org/officeDocument/2006/relationships" xmlns:m="http://schemas.openxmlformats.org/officeDocument/2006/math" xmlns:v="urn:schemas-microsoft-com:vml" xmlns:wp14="http://schemas.microsoft.com/office/word/2010/wordprocessingDrawing" xmlns:wp="http://schemas.openxmlformats.org/drawingml/2006/wordprocessingDrawing" xmlns:w10="urn:schemas-microsoft-com:office:word" xmlns:w="http://schemas.openxmlformats.org/wordprocessingml/2006/main" xmlns:w14="http://schemas.microsoft.com/office/word/2010/wordml" xmlns:w15="http://schemas.microsoft.com/office/word/2012/wordml" xmlns:w16cex="http://schemas.microsoft.com/office/word/2018/wordml/cex" xmlns:w16cid="http://schemas.microsoft.com/office/word/2016/wordml/cid" xmlns:w16="http://schemas.microsoft.com/office/word/2018/wordml" xmlns:w16sdtdh="http://schemas.microsoft.com/office/word/2020/wordml/sdtdatahash" xmlns:w16se="http://schemas.microsoft.com/office/word/2015/wordml/symex" xmlns:wpg="http://schemas.microsoft.com/office/word/2010/wordprocessingGroup" xmlns:wpi="http://schemas.microsoft.com/office/word/2010/wordprocessingInk" xmlns:wne="http://schemas.microsoft.com/office/word/2006/wordml" xmlns:wps="http://schemas.microsoft.com/office/word/2010/wordprocessingShape" mc:Ignorable="w14 w15 w16se w16cid w16 w16cex w16sdtdh wp14">
+  <w:sdt>
+    <w:sdtPr>
+      <w:id w:val="-2019454728"/>
+      <w:docPartObj>
+        <w:docPartGallery w:val="Page Numbers (Bottom of Page)"/>
+        <w:docPartUnique/>
+      </w:docPartObj>
+    </w:sdtPr>
+    <w:sdtEndPr>
+      <w:rPr>
+        <w:noProof/>
+      </w:rPr>
+    </w:sdtEndPr>
+    <w:sdtContent>
+      <w:p>
+        <w:pPr>
+          <w:pStyle w:val="Footer"/>
+        </w:pPr>
+      </w:p>
+      <w:p>
+        <w:pPr>
+          <w:pStyle w:val="Footer"/>
+        </w:pPr>
+        <w:r>
+          <w:t xml:space="preserve">Page | </w:t>
+        </w:r>
+        <w:r>
+          <w:fldChar w:fldCharType="begin"/>
+        </w:r>
+        <w:r>
+          <w:instrText xml:space="preserve"> PAGE   \* MERGEFORMAT </w:instrText>
+        </w:r>
+        <w:r>
+          <w:fldChar w:fldCharType="separate"/>
+        </w:r>
+        <w:r>
+          <w:rPr>
+            <w:noProof/>
+          </w:rPr>
+          <w:t>2</w:t>
+        </w:r>
+        <w:r>
+          <w:rPr>
+            <w:noProof/>
+          </w:rPr>
+          <w:fldChar w:fldCharType="end"/>
+        </w:r>
+      </w:p>
+    </w:sdtContent>
+  </w:sdt>
+  <w:p>
+    <w:pPr>
+      <w:pStyle w:val="Footer"/>
+    </w:pPr>
+  </w:p>
+</w:ftr>
+</file>
+
+<file path=word/footnotes.xml><?xml version="1.0" encoding="utf-8"?>
+<w:footnotes xmlns:wpc="http://schemas.microsoft.com/office/word/2010/wordprocessingCanvas" xmlns:cx="http://schemas.microsoft.com/office/drawing/2014/chartex" xmlns:cx1="http://schemas.microsoft.com/office/drawing/2015/9/8/chartex" xmlns:cx2="http://schemas.microsoft.com/office/drawing/2015/10/21/chartex" xmlns:cx3="http://schemas.microsoft.com/office/drawing/2016/5/9/chartex" xmlns:cx4="http://schemas.microsoft.com/office/drawing/2016/5/10/chartex" xmlns:cx5="http://schemas.microsoft.com/office/drawing/2016/5/11/chartex" xmlns:cx6="http://schemas.microsoft.com/office/drawing/2016/5/12/chartex" xmlns:cx7="http://schemas.microsoft.com/office/drawing/2016/5/13/chartex" xmlns:cx8="http://schemas.microsoft.com/office/drawing/2016/5/14/chartex" xmlns:mc="http://schemas.openxmlformats.org/markup-compatibility/2006" xmlns:aink="http://schemas.microsoft.com/office/drawing/2016/ink" xmlns:am3d="http://schemas.microsoft.com/office/drawing/2017/model3d" xmlns:o="urn:schemas-microsoft-com:office:office" xmlns:r="http://schemas.openxmlformats.org/officeDocument/2006/relationships" xmlns:m="http://schemas.openxmlformats.org/officeDocument/2006/math" xmlns:v="urn:schemas-microsoft-com:vml" xmlns:wp14="http://schemas.microsoft.com/office/word/2010/wordprocessingDrawing" xmlns:wp="http://schemas.openxmlformats.org/drawingml/2006/wordprocessingDrawing" xmlns:w10="urn:schemas-microsoft-com:office:word" xmlns:w="http://schemas.openxmlformats.org/wordprocessingml/2006/main" xmlns:w14="http://schemas.microsoft.com/office/word/2010/wordml" xmlns:w15="http://schemas.microsoft.com/office/word/2012/wordml" xmlns:w16cex="http://schemas.microsoft.com/office/word/2018/wordml/cex" xmlns:w16cid="http://schemas.microsoft.com/office/word/2016/wordml/cid" xmlns:w16="http://schemas.microsoft.com/office/word/2018/wordml" xmlns:w16sdtdh="http://schemas.microsoft.com/office/word/2020/wordml/sdtdatahash" xmlns:w16se="http://schemas.microsoft.com/office/word/2015/wordml/symex" xmlns:wpg="http://schemas.microsoft.com/office/word/2010/wordprocessingGroup" xmlns:wpi="http://schemas.microsoft.com/office/word/2010/wordprocessingInk" xmlns:wne="http://schemas.microsoft.com/office/word/2006/wordml" xmlns:wps="http://schemas.microsoft.com/office/word/2010/wordprocessingShape" mc:Ignorable="w14 w15 w16se w16cid w16 w16cex w16sdtdh wp14">
+  <w:footnote w:type="separator" w:id="-1">
+    <w:p>
+      <w:pPr>
+        <w:spacing w:after="0" w:line="240" w:lineRule="auto"/>
+      </w:pPr>
+      <w:r>
+        <w:separator/>
+      </w:r>
+    </w:p>
+  </w:footnote>
+  <w:footnote w:type="continuationSeparator" w:id="0">
+    <w:p>
+      <w:pPr>
+        <w:spacing w:after="0" w:line="240" w:lineRule="auto"/>
+      </w:pPr>
+      <w:r>
+        <w:continuationSeparator/>
+      </w:r>
+    </w:p>
+  </w:footnote>
+</w:footnotes>
 </file>
 
 <file path=word/numbering.xml><?xml version="1.0" encoding="utf-8"?>
@@ -21573,6 +21689,50 @@
       <w:szCs w:val="32"/>
     </w:rPr>
   </w:style>
+  <w:style w:type="paragraph" w:styleId="Header">
+    <w:name w:val="header"/>
+    <w:basedOn w:val="Normal"/>
+    <w:link w:val="HeaderChar"/>
+    <w:uiPriority w:val="99"/>
+    <w:unhideWhenUsed/>
+    <w:rsid w:val="00CD65DB"/>
+    <w:pPr>
+      <w:tabs>
+        <w:tab w:val="center" w:pos="4680"/>
+        <w:tab w:val="right" w:pos="9360"/>
+      </w:tabs>
+      <w:spacing w:after="0" w:line="240" w:lineRule="auto"/>
+    </w:pPr>
+  </w:style>
+  <w:style w:type="character" w:customStyle="1" w:styleId="HeaderChar">
+    <w:name w:val="Header Char"/>
+    <w:basedOn w:val="DefaultParagraphFont"/>
+    <w:link w:val="Header"/>
+    <w:uiPriority w:val="99"/>
+    <w:rsid w:val="00CD65DB"/>
+  </w:style>
+  <w:style w:type="paragraph" w:styleId="Footer">
+    <w:name w:val="footer"/>
+    <w:basedOn w:val="Normal"/>
+    <w:link w:val="FooterChar"/>
+    <w:uiPriority w:val="99"/>
+    <w:unhideWhenUsed/>
+    <w:rsid w:val="00CD65DB"/>
+    <w:pPr>
+      <w:tabs>
+        <w:tab w:val="center" w:pos="4680"/>
+        <w:tab w:val="right" w:pos="9360"/>
+      </w:tabs>
+      <w:spacing w:after="0" w:line="240" w:lineRule="auto"/>
+    </w:pPr>
+  </w:style>
+  <w:style w:type="character" w:customStyle="1" w:styleId="FooterChar">
+    <w:name w:val="Footer Char"/>
+    <w:basedOn w:val="DefaultParagraphFont"/>
+    <w:link w:val="Footer"/>
+    <w:uiPriority w:val="99"/>
+    <w:rsid w:val="00CD65DB"/>
+  </w:style>
 </w:styles>
 </file>
 
